--- a/PROTOCOL.docx
+++ b/PROTOCOL.docx
@@ -5,6 +5,9 @@
     <w:p>
       <w:bookmarkStart w:id="0" w:name="OLE_LINK5"/>
       <w:r>
+        <w:rPr>
+          <w:noProof/>
+        </w:rPr>
         <w:drawing>
           <wp:inline distT="0" distB="0" distL="0" distR="0" wp14:anchorId="04A06CB2" wp14:editId="19768E0E">
             <wp:extent cx="1550652" cy="235045"/>
@@ -126,6 +129,14 @@
     </w:p>
     <w:sdt>
       <w:sdtPr>
+        <w:rPr>
+          <w:rFonts w:asciiTheme="minorHAnsi" w:eastAsiaTheme="minorHAnsi" w:hAnsiTheme="minorHAnsi" w:cstheme="minorBidi"/>
+          <w:color w:val="auto"/>
+          <w:kern w:val="2"/>
+          <w:sz w:val="24"/>
+          <w:szCs w:val="24"/>
+          <w14:ligatures w14:val="standardContextual"/>
+        </w:rPr>
         <w:id w:val="-1539126597"/>
         <w:docPartObj>
           <w:docPartGallery w:val="Table of Contents"/>
@@ -134,15 +145,9 @@
       </w:sdtPr>
       <w:sdtEndPr>
         <w:rPr>
-          <w:rFonts w:asciiTheme="minorHAnsi" w:eastAsiaTheme="minorHAnsi" w:hAnsiTheme="minorHAnsi" w:cstheme="minorBidi"/>
           <w:b/>
           <w:bCs/>
           <w:noProof/>
-          <w:color w:val="auto"/>
-          <w:kern w:val="2"/>
-          <w:sz w:val="24"/>
-          <w:szCs w:val="24"/>
-          <w14:ligatures w14:val="standardContextual"/>
         </w:rPr>
       </w:sdtEndPr>
       <w:sdtContent>
@@ -1950,14 +1955,7 @@
                 <w:noProof/>
                 <w:webHidden/>
               </w:rPr>
-              <w:t>1</w:t>
-            </w:r>
-            <w:r>
-              <w:rPr>
-                <w:noProof/>
-                <w:webHidden/>
-              </w:rPr>
-              <w:t>0</w:t>
+              <w:t>10</w:t>
             </w:r>
             <w:r>
               <w:rPr>
@@ -2224,14 +2222,7 @@
                 <w:noProof/>
                 <w:webHidden/>
               </w:rPr>
-              <w:t>1</w:t>
-            </w:r>
-            <w:r>
-              <w:rPr>
-                <w:noProof/>
-                <w:webHidden/>
-              </w:rPr>
-              <w:t>2</w:t>
+              <w:t>12</w:t>
             </w:r>
             <w:r>
               <w:rPr>
@@ -2487,29 +2478,7 @@
           <w:sz w:val="24"/>
           <w:szCs w:val="24"/>
         </w:rPr>
-        <w:t xml:space="preserve">Add messages data is </w:t>
-      </w:r>
-      <w:r>
-        <w:rPr>
-          <w:rFonts w:asciiTheme="majorBidi" w:hAnsiTheme="majorBidi" w:cstheme="majorBidi"/>
-          <w:b/>
-          <w:bCs/>
-          <w:color w:val="EE0000"/>
-          <w:sz w:val="24"/>
-          <w:szCs w:val="24"/>
-        </w:rPr>
-        <w:t>Big-endian</w:t>
-      </w:r>
-      <w:r>
-        <w:rPr>
-          <w:rFonts w:asciiTheme="majorBidi" w:hAnsiTheme="majorBidi" w:cstheme="majorBidi"/>
-          <w:b/>
-          <w:bCs/>
-          <w:color w:val="EE0000"/>
-          <w:sz w:val="24"/>
-          <w:szCs w:val="24"/>
-        </w:rPr>
-        <w:t>.</w:t>
+        <w:t>Add messages data is Big-endian.</w:t>
       </w:r>
     </w:p>
     <w:p>
@@ -3999,15 +3968,7 @@
                 <w:sz w:val="24"/>
                 <w:szCs w:val="24"/>
               </w:rPr>
-              <w:t>Failed to open I2C device</w:t>
-            </w:r>
-            <w:r>
-              <w:rPr>
-                <w:rFonts w:asciiTheme="majorBidi" w:hAnsiTheme="majorBidi" w:cstheme="majorBidi"/>
-                <w:sz w:val="24"/>
-                <w:szCs w:val="24"/>
-              </w:rPr>
-              <w:t xml:space="preserve"> </w:t>
+              <w:t xml:space="preserve">Failed to open I2C device </w:t>
             </w:r>
           </w:p>
         </w:tc>
@@ -5824,6 +5785,94 @@
           <w:sz w:val="24"/>
           <w:szCs w:val="24"/>
         </w:rPr>
+        <w:t>Response:</w:t>
+      </w:r>
+    </w:p>
+    <w:p>
+      <w:pPr>
+        <w:pStyle w:val="PlainText"/>
+        <w:numPr>
+          <w:ilvl w:val="2"/>
+          <w:numId w:val="4"/>
+        </w:numPr>
+        <w:rPr>
+          <w:rFonts w:asciiTheme="majorBidi" w:hAnsiTheme="majorBidi" w:cstheme="majorBidi"/>
+          <w:sz w:val="24"/>
+          <w:szCs w:val="24"/>
+        </w:rPr>
+      </w:pPr>
+      <w:r>
+        <w:rPr>
+          <w:rFonts w:asciiTheme="majorBidi" w:hAnsiTheme="majorBidi" w:cstheme="majorBidi"/>
+          <w:sz w:val="24"/>
+          <w:szCs w:val="24"/>
+        </w:rPr>
+        <w:t>The response is prefixed by the 8-byte **Success Response Header**.</w:t>
+      </w:r>
+    </w:p>
+    <w:p>
+      <w:pPr>
+        <w:pStyle w:val="PlainText"/>
+        <w:numPr>
+          <w:ilvl w:val="2"/>
+          <w:numId w:val="4"/>
+        </w:numPr>
+        <w:rPr>
+          <w:rFonts w:asciiTheme="majorBidi" w:hAnsiTheme="majorBidi" w:cstheme="majorBidi"/>
+          <w:sz w:val="24"/>
+          <w:szCs w:val="24"/>
+        </w:rPr>
+      </w:pPr>
+      <w:r>
+        <w:rPr>
+          <w:rFonts w:asciiTheme="majorBidi" w:hAnsiTheme="majorBidi" w:cstheme="majorBidi"/>
+          <w:sz w:val="24"/>
+          <w:szCs w:val="24"/>
+        </w:rPr>
+        <w:t>Following the header:</w:t>
+      </w:r>
+    </w:p>
+    <w:p>
+      <w:pPr>
+        <w:pStyle w:val="PlainText"/>
+        <w:numPr>
+          <w:ilvl w:val="2"/>
+          <w:numId w:val="4"/>
+        </w:numPr>
+        <w:rPr>
+          <w:rFonts w:asciiTheme="majorBidi" w:hAnsiTheme="majorBidi" w:cstheme="majorBidi"/>
+          <w:sz w:val="24"/>
+          <w:szCs w:val="24"/>
+        </w:rPr>
+      </w:pPr>
+      <w:r>
+        <w:rPr>
+          <w:rFonts w:asciiTheme="majorBidi" w:hAnsiTheme="majorBidi" w:cstheme="majorBidi"/>
+          <w:sz w:val="24"/>
+          <w:szCs w:val="24"/>
+        </w:rPr>
+        <w:t>Data payload: (length × 4) bytes of 32-bit values (big-endian)</w:t>
+      </w:r>
+    </w:p>
+    <w:p>
+      <w:pPr>
+        <w:pStyle w:val="PlainText"/>
+        <w:numPr>
+          <w:ilvl w:val="1"/>
+          <w:numId w:val="4"/>
+        </w:numPr>
+        <w:rPr>
+          <w:rFonts w:asciiTheme="majorBidi" w:hAnsiTheme="majorBidi" w:cstheme="majorBidi"/>
+          <w:sz w:val="24"/>
+          <w:szCs w:val="24"/>
+        </w:rPr>
+      </w:pPr>
+      <w:r>
+        <w:rPr>
+          <w:rFonts w:asciiTheme="majorBidi" w:hAnsiTheme="majorBidi" w:cstheme="majorBidi"/>
+          <w:sz w:val="24"/>
+          <w:szCs w:val="24"/>
+        </w:rPr>
         <w:t xml:space="preserve">Usage: </w:t>
       </w:r>
       <w:r>
@@ -6811,7 +6860,25 @@
           <w:sz w:val="24"/>
           <w:szCs w:val="24"/>
         </w:rPr>
-        <w:t xml:space="preserve">    - major.minor (timestamp</w:t>
+        <w:t xml:space="preserve">    - </w:t>
+      </w:r>
+      <w:proofErr w:type="spellStart"/>
+      <w:r>
+        <w:rPr>
+          <w:rFonts w:asciiTheme="majorBidi" w:hAnsiTheme="majorBidi" w:cstheme="majorBidi"/>
+          <w:sz w:val="24"/>
+          <w:szCs w:val="24"/>
+        </w:rPr>
+        <w:t>major.minor</w:t>
+      </w:r>
+      <w:proofErr w:type="spellEnd"/>
+      <w:r>
+        <w:rPr>
+          <w:rFonts w:asciiTheme="majorBidi" w:hAnsiTheme="majorBidi" w:cstheme="majorBidi"/>
+          <w:sz w:val="24"/>
+          <w:szCs w:val="24"/>
+        </w:rPr>
+        <w:t xml:space="preserve"> (timestamp</w:t>
       </w:r>
       <w:r>
         <w:rPr>
@@ -8083,8 +8150,36 @@
                 <w:sz w:val="24"/>
                 <w:szCs w:val="24"/>
               </w:rPr>
-              <w:t>2 bytes: system_id, register_id</w:t>
-            </w:r>
+              <w:t xml:space="preserve">2 bytes: </w:t>
+            </w:r>
+            <w:proofErr w:type="spellStart"/>
+            <w:r>
+              <w:rPr>
+                <w:rFonts w:asciiTheme="majorBidi" w:hAnsiTheme="majorBidi" w:cstheme="majorBidi"/>
+                <w:sz w:val="24"/>
+                <w:szCs w:val="24"/>
+              </w:rPr>
+              <w:t>system_id</w:t>
+            </w:r>
+            <w:proofErr w:type="spellEnd"/>
+            <w:r>
+              <w:rPr>
+                <w:rFonts w:asciiTheme="majorBidi" w:hAnsiTheme="majorBidi" w:cstheme="majorBidi"/>
+                <w:sz w:val="24"/>
+                <w:szCs w:val="24"/>
+              </w:rPr>
+              <w:t xml:space="preserve">, </w:t>
+            </w:r>
+            <w:proofErr w:type="spellStart"/>
+            <w:r>
+              <w:rPr>
+                <w:rFonts w:asciiTheme="majorBidi" w:hAnsiTheme="majorBidi" w:cstheme="majorBidi"/>
+                <w:sz w:val="24"/>
+                <w:szCs w:val="24"/>
+              </w:rPr>
+              <w:t>register_id</w:t>
+            </w:r>
+            <w:proofErr w:type="spellEnd"/>
           </w:p>
         </w:tc>
         <w:tc>
@@ -8200,7 +8295,43 @@
                 <w:sz w:val="24"/>
                 <w:szCs w:val="24"/>
               </w:rPr>
-              <w:t>6 bytes: system_id, register_id, value</w:t>
+              <w:t xml:space="preserve">6 bytes: </w:t>
+            </w:r>
+            <w:proofErr w:type="spellStart"/>
+            <w:r>
+              <w:rPr>
+                <w:rFonts w:asciiTheme="majorBidi" w:hAnsiTheme="majorBidi" w:cstheme="majorBidi"/>
+                <w:sz w:val="24"/>
+                <w:szCs w:val="24"/>
+              </w:rPr>
+              <w:t>system_id</w:t>
+            </w:r>
+            <w:proofErr w:type="spellEnd"/>
+            <w:r>
+              <w:rPr>
+                <w:rFonts w:asciiTheme="majorBidi" w:hAnsiTheme="majorBidi" w:cstheme="majorBidi"/>
+                <w:sz w:val="24"/>
+                <w:szCs w:val="24"/>
+              </w:rPr>
+              <w:t xml:space="preserve">, </w:t>
+            </w:r>
+            <w:proofErr w:type="spellStart"/>
+            <w:r>
+              <w:rPr>
+                <w:rFonts w:asciiTheme="majorBidi" w:hAnsiTheme="majorBidi" w:cstheme="majorBidi"/>
+                <w:sz w:val="24"/>
+                <w:szCs w:val="24"/>
+              </w:rPr>
+              <w:t>register_id</w:t>
+            </w:r>
+            <w:proofErr w:type="spellEnd"/>
+            <w:r>
+              <w:rPr>
+                <w:rFonts w:asciiTheme="majorBidi" w:hAnsiTheme="majorBidi" w:cstheme="majorBidi"/>
+                <w:sz w:val="24"/>
+                <w:szCs w:val="24"/>
+              </w:rPr>
+              <w:t>, value</w:t>
             </w:r>
           </w:p>
         </w:tc>
@@ -8551,7 +8682,43 @@
                 <w:sz w:val="24"/>
                 <w:szCs w:val="24"/>
               </w:rPr>
-              <w:t>Optional (8 bytes: uint32_t optotune_points, uint32_t fpga_points)</w:t>
+              <w:t xml:space="preserve">Optional (8 bytes: uint32_t </w:t>
+            </w:r>
+            <w:proofErr w:type="spellStart"/>
+            <w:r>
+              <w:rPr>
+                <w:rFonts w:asciiTheme="majorBidi" w:hAnsiTheme="majorBidi" w:cstheme="majorBidi"/>
+                <w:sz w:val="24"/>
+                <w:szCs w:val="24"/>
+              </w:rPr>
+              <w:t>optotune_points</w:t>
+            </w:r>
+            <w:proofErr w:type="spellEnd"/>
+            <w:r>
+              <w:rPr>
+                <w:rFonts w:asciiTheme="majorBidi" w:hAnsiTheme="majorBidi" w:cstheme="majorBidi"/>
+                <w:sz w:val="24"/>
+                <w:szCs w:val="24"/>
+              </w:rPr>
+              <w:t xml:space="preserve">, uint32_t </w:t>
+            </w:r>
+            <w:proofErr w:type="spellStart"/>
+            <w:r>
+              <w:rPr>
+                <w:rFonts w:asciiTheme="majorBidi" w:hAnsiTheme="majorBidi" w:cstheme="majorBidi"/>
+                <w:sz w:val="24"/>
+                <w:szCs w:val="24"/>
+              </w:rPr>
+              <w:t>fpga_points</w:t>
+            </w:r>
+            <w:proofErr w:type="spellEnd"/>
+            <w:r>
+              <w:rPr>
+                <w:rFonts w:asciiTheme="majorBidi" w:hAnsiTheme="majorBidi" w:cstheme="majorBidi"/>
+                <w:sz w:val="24"/>
+                <w:szCs w:val="24"/>
+              </w:rPr>
+              <w:t>)</w:t>
             </w:r>
           </w:p>
         </w:tc>
@@ -9944,23 +10111,7 @@
                 <w:sz w:val="24"/>
                 <w:szCs w:val="24"/>
               </w:rPr>
-              <w:t>Bytes 2-5: Value to write to the register</w:t>
-            </w:r>
-            <w:r>
-              <w:rPr>
-                <w:rFonts w:asciiTheme="majorBidi" w:hAnsiTheme="majorBidi" w:cstheme="majorBidi"/>
-                <w:sz w:val="24"/>
-                <w:szCs w:val="24"/>
-              </w:rPr>
-              <w:t xml:space="preserve"> </w:t>
-            </w:r>
-            <w:r>
-              <w:rPr>
-                <w:rFonts w:asciiTheme="majorBidi" w:hAnsiTheme="majorBidi" w:cstheme="majorBidi"/>
-                <w:sz w:val="24"/>
-                <w:szCs w:val="24"/>
-              </w:rPr>
-              <w:t xml:space="preserve">(32-bit, big-endian)  </w:t>
+              <w:t xml:space="preserve">Bytes 2-5: Value to write to the register (32-bit, big-endian)  </w:t>
             </w:r>
           </w:p>
         </w:tc>
@@ -10504,15 +10655,7 @@
           <w:sz w:val="24"/>
           <w:szCs w:val="24"/>
         </w:rPr>
-        <w:t>Pattern File Naming Conventions</w:t>
-      </w:r>
-      <w:r>
-        <w:rPr>
-          <w:rFonts w:asciiTheme="majorBidi" w:hAnsiTheme="majorBidi" w:cstheme="majorBidi"/>
-          <w:sz w:val="24"/>
-          <w:szCs w:val="24"/>
-        </w:rPr>
-        <w:t>:</w:t>
+        <w:t>Pattern File Naming Conventions:</w:t>
       </w:r>
       <w:r>
         <w:rPr>
@@ -10528,7 +10671,25 @@
           <w:sz w:val="24"/>
           <w:szCs w:val="24"/>
         </w:rPr>
-        <w:t>1. {pattern_id}_waveformX.csv` and {pattern_id}_waveformY.csv</w:t>
+        <w:t>1. {</w:t>
+      </w:r>
+      <w:proofErr w:type="spellStart"/>
+      <w:r>
+        <w:rPr>
+          <w:rFonts w:asciiTheme="majorBidi" w:hAnsiTheme="majorBidi" w:cstheme="majorBidi"/>
+          <w:sz w:val="24"/>
+          <w:szCs w:val="24"/>
+        </w:rPr>
+        <w:t>pattern_id</w:t>
+      </w:r>
+      <w:proofErr w:type="spellEnd"/>
+      <w:r>
+        <w:rPr>
+          <w:rFonts w:asciiTheme="majorBidi" w:hAnsiTheme="majorBidi" w:cstheme="majorBidi"/>
+          <w:sz w:val="24"/>
+          <w:szCs w:val="24"/>
+        </w:rPr>
+        <w:t>}_waveformX.csv` and {pattern_id}_waveformY.csv</w:t>
       </w:r>
       <w:r>
         <w:rPr>
@@ -12026,8 +12187,16 @@
               <w:rPr>
                 <w:rFonts w:asciiTheme="majorBidi" w:hAnsiTheme="majorBidi" w:cstheme="majorBidi"/>
               </w:rPr>
-              <w:t>Register addr</w:t>
-            </w:r>
+              <w:t xml:space="preserve">Register </w:t>
+            </w:r>
+            <w:proofErr w:type="spellStart"/>
+            <w:r>
+              <w:rPr>
+                <w:rFonts w:asciiTheme="majorBidi" w:hAnsiTheme="majorBidi" w:cstheme="majorBidi"/>
+              </w:rPr>
+              <w:t>addr</w:t>
+            </w:r>
+            <w:proofErr w:type="spellEnd"/>
           </w:p>
         </w:tc>
         <w:tc>
@@ -12044,7 +12213,21 @@
               <w:rPr>
                 <w:rFonts w:asciiTheme="majorBidi" w:hAnsiTheme="majorBidi" w:cstheme="majorBidi"/>
               </w:rPr>
-              <w:t>0, 1, or 2 bytes, as specified by Reg-Addr-Width</w:t>
+              <w:t>0, 1, or 2 bytes, as specified by Reg-</w:t>
+            </w:r>
+            <w:proofErr w:type="spellStart"/>
+            <w:r>
+              <w:rPr>
+                <w:rFonts w:asciiTheme="majorBidi" w:hAnsiTheme="majorBidi" w:cstheme="majorBidi"/>
+              </w:rPr>
+              <w:t>Addr</w:t>
+            </w:r>
+            <w:proofErr w:type="spellEnd"/>
+            <w:r>
+              <w:rPr>
+                <w:rFonts w:asciiTheme="majorBidi" w:hAnsiTheme="majorBidi" w:cstheme="majorBidi"/>
+              </w:rPr>
+              <w:t>-Width</w:t>
             </w:r>
           </w:p>
         </w:tc>
@@ -12147,7 +12330,25 @@
           <w:sz w:val="24"/>
           <w:szCs w:val="24"/>
         </w:rPr>
-        <w:t>Total packet length: 10 header bytes + Reg-Addr-Width + M × (data-width/8)</w:t>
+        <w:t>Total packet length: 10 header bytes + Reg-</w:t>
+      </w:r>
+      <w:proofErr w:type="spellStart"/>
+      <w:r>
+        <w:rPr>
+          <w:rFonts w:asciiTheme="majorBidi" w:hAnsiTheme="majorBidi" w:cstheme="majorBidi"/>
+          <w:sz w:val="24"/>
+          <w:szCs w:val="24"/>
+        </w:rPr>
+        <w:t>Addr</w:t>
+      </w:r>
+      <w:proofErr w:type="spellEnd"/>
+      <w:r>
+        <w:rPr>
+          <w:rFonts w:asciiTheme="majorBidi" w:hAnsiTheme="majorBidi" w:cstheme="majorBidi"/>
+          <w:sz w:val="24"/>
+          <w:szCs w:val="24"/>
+        </w:rPr>
+        <w:t>-Width + M × (data-width/8)</w:t>
       </w:r>
     </w:p>
     <w:p>
@@ -12927,8 +13128,16 @@
               <w:rPr>
                 <w:rFonts w:asciiTheme="majorBidi" w:hAnsiTheme="majorBidi" w:cstheme="majorBidi"/>
               </w:rPr>
-              <w:t>Register addr</w:t>
-            </w:r>
+              <w:t xml:space="preserve">Register </w:t>
+            </w:r>
+            <w:proofErr w:type="spellStart"/>
+            <w:r>
+              <w:rPr>
+                <w:rFonts w:asciiTheme="majorBidi" w:hAnsiTheme="majorBidi" w:cstheme="majorBidi"/>
+              </w:rPr>
+              <w:t>addr</w:t>
+            </w:r>
+            <w:proofErr w:type="spellEnd"/>
           </w:p>
         </w:tc>
         <w:tc>
@@ -12945,7 +13154,21 @@
               <w:rPr>
                 <w:rFonts w:asciiTheme="majorBidi" w:hAnsiTheme="majorBidi" w:cstheme="majorBidi"/>
               </w:rPr>
-              <w:t>0, 1, or 2 bytes, as specified by Reg-Addr-Width</w:t>
+              <w:t>0, 1, or 2 bytes, as specified by Reg-</w:t>
+            </w:r>
+            <w:proofErr w:type="spellStart"/>
+            <w:r>
+              <w:rPr>
+                <w:rFonts w:asciiTheme="majorBidi" w:hAnsiTheme="majorBidi" w:cstheme="majorBidi"/>
+              </w:rPr>
+              <w:t>Addr</w:t>
+            </w:r>
+            <w:proofErr w:type="spellEnd"/>
+            <w:r>
+              <w:rPr>
+                <w:rFonts w:asciiTheme="majorBidi" w:hAnsiTheme="majorBidi" w:cstheme="majorBidi"/>
+              </w:rPr>
+              <w:t>-Width</w:t>
             </w:r>
           </w:p>
         </w:tc>
@@ -12981,7 +13204,25 @@
           <w:sz w:val="24"/>
           <w:szCs w:val="24"/>
         </w:rPr>
-        <w:t>Total packet length: 10 header bytes + Reg-Addr-Width; then host reads back N bytes.</w:t>
+        <w:t>Total packet length: 10 header bytes + Reg-</w:t>
+      </w:r>
+      <w:proofErr w:type="spellStart"/>
+      <w:r>
+        <w:rPr>
+          <w:rFonts w:asciiTheme="majorBidi" w:hAnsiTheme="majorBidi" w:cstheme="majorBidi"/>
+          <w:sz w:val="24"/>
+          <w:szCs w:val="24"/>
+        </w:rPr>
+        <w:t>Addr</w:t>
+      </w:r>
+      <w:proofErr w:type="spellEnd"/>
+      <w:r>
+        <w:rPr>
+          <w:rFonts w:asciiTheme="majorBidi" w:hAnsiTheme="majorBidi" w:cstheme="majorBidi"/>
+          <w:sz w:val="24"/>
+          <w:szCs w:val="24"/>
+        </w:rPr>
+        <w:t>-Width; then host reads back N bytes.</w:t>
       </w:r>
     </w:p>
     <w:p>
@@ -13034,7 +13275,25 @@
           <w:sz w:val="24"/>
           <w:szCs w:val="24"/>
         </w:rPr>
-        <w:t>Reg-Addr-Width (bits 5–4):</w:t>
+        <w:t>Reg-</w:t>
+      </w:r>
+      <w:proofErr w:type="spellStart"/>
+      <w:r>
+        <w:rPr>
+          <w:rFonts w:asciiTheme="majorBidi" w:hAnsiTheme="majorBidi" w:cstheme="majorBidi"/>
+          <w:sz w:val="24"/>
+          <w:szCs w:val="24"/>
+        </w:rPr>
+        <w:t>Addr</w:t>
+      </w:r>
+      <w:proofErr w:type="spellEnd"/>
+      <w:r>
+        <w:rPr>
+          <w:rFonts w:asciiTheme="majorBidi" w:hAnsiTheme="majorBidi" w:cstheme="majorBidi"/>
+          <w:sz w:val="24"/>
+          <w:szCs w:val="24"/>
+        </w:rPr>
+        <w:t>-Width (bits 5–4):</w:t>
       </w:r>
     </w:p>
     <w:p>
@@ -13555,7 +13814,25 @@
           <w:sz w:val="24"/>
           <w:szCs w:val="24"/>
         </w:rPr>
-        <w:t>14 = Options: Reg-Addr-Width=01 (8 bit) · Data-Width=01 (16 bit) · Speed=00 (100 kHz)</w:t>
+        <w:t>14 = Options: Reg-</w:t>
+      </w:r>
+      <w:proofErr w:type="spellStart"/>
+      <w:r>
+        <w:rPr>
+          <w:rFonts w:asciiTheme="majorBidi" w:hAnsiTheme="majorBidi" w:cstheme="majorBidi"/>
+          <w:sz w:val="24"/>
+          <w:szCs w:val="24"/>
+        </w:rPr>
+        <w:t>Addr</w:t>
+      </w:r>
+      <w:proofErr w:type="spellEnd"/>
+      <w:r>
+        <w:rPr>
+          <w:rFonts w:asciiTheme="majorBidi" w:hAnsiTheme="majorBidi" w:cstheme="majorBidi"/>
+          <w:sz w:val="24"/>
+          <w:szCs w:val="24"/>
+        </w:rPr>
+        <w:t>-Width=01 (8 bit) · Data-Width=01 (16 bit) · Speed=00 (100 kHz)</w:t>
       </w:r>
     </w:p>
     <w:p>
@@ -13601,7 +13878,25 @@
           <w:sz w:val="24"/>
           <w:szCs w:val="24"/>
         </w:rPr>
-        <w:t>19 = register = DAC-1-DATA (I²C addr 0x19)</w:t>
+        <w:t xml:space="preserve">19 = register = DAC-1-DATA (I²C </w:t>
+      </w:r>
+      <w:proofErr w:type="spellStart"/>
+      <w:r>
+        <w:rPr>
+          <w:rFonts w:asciiTheme="majorBidi" w:hAnsiTheme="majorBidi" w:cstheme="majorBidi"/>
+          <w:sz w:val="24"/>
+          <w:szCs w:val="24"/>
+        </w:rPr>
+        <w:t>addr</w:t>
+      </w:r>
+      <w:proofErr w:type="spellEnd"/>
+      <w:r>
+        <w:rPr>
+          <w:rFonts w:asciiTheme="majorBidi" w:hAnsiTheme="majorBidi" w:cstheme="majorBidi"/>
+          <w:sz w:val="24"/>
+          <w:szCs w:val="24"/>
+        </w:rPr>
+        <w:t xml:space="preserve"> 0x19)</w:t>
       </w:r>
     </w:p>
     <w:p>
@@ -13701,7 +13996,25 @@
           <w:sz w:val="24"/>
           <w:szCs w:val="24"/>
         </w:rPr>
-        <w:t>10 = Options: Reg-Addr=01·Data-Width=00 (8 bit)·Speed=00</w:t>
+        <w:t>10 = Options: Reg-</w:t>
+      </w:r>
+      <w:proofErr w:type="spellStart"/>
+      <w:r>
+        <w:rPr>
+          <w:rFonts w:asciiTheme="majorBidi" w:hAnsiTheme="majorBidi" w:cstheme="majorBidi"/>
+          <w:sz w:val="24"/>
+          <w:szCs w:val="24"/>
+        </w:rPr>
+        <w:t>Addr</w:t>
+      </w:r>
+      <w:proofErr w:type="spellEnd"/>
+      <w:r>
+        <w:rPr>
+          <w:rFonts w:asciiTheme="majorBidi" w:hAnsiTheme="majorBidi" w:cstheme="majorBidi"/>
+          <w:sz w:val="24"/>
+          <w:szCs w:val="24"/>
+        </w:rPr>
+        <w:t>=01·Data-Width=00 (8 bit)·Speed=00</w:t>
       </w:r>
     </w:p>
     <w:p>
@@ -13823,7 +14136,25 @@
           <w:sz w:val="24"/>
           <w:szCs w:val="24"/>
         </w:rPr>
-        <w:t>04 = Options: Reg-Addr=00 (Don’t write any register after the address)·Data-Width=01 (16 bit)·Speed=00</w:t>
+        <w:t>04 = Options: Reg-</w:t>
+      </w:r>
+      <w:proofErr w:type="spellStart"/>
+      <w:r>
+        <w:rPr>
+          <w:rFonts w:asciiTheme="majorBidi" w:hAnsiTheme="majorBidi" w:cstheme="majorBidi"/>
+          <w:sz w:val="24"/>
+          <w:szCs w:val="24"/>
+        </w:rPr>
+        <w:t>Addr</w:t>
+      </w:r>
+      <w:proofErr w:type="spellEnd"/>
+      <w:r>
+        <w:rPr>
+          <w:rFonts w:asciiTheme="majorBidi" w:hAnsiTheme="majorBidi" w:cstheme="majorBidi"/>
+          <w:sz w:val="24"/>
+          <w:szCs w:val="24"/>
+        </w:rPr>
+        <w:t>=00 (Don’t write any register after the address)·Data-Width=01 (16 bit)·Speed=00</w:t>
       </w:r>
     </w:p>
     <w:p>
@@ -14994,7 +15325,25 @@
           <w:sz w:val="24"/>
           <w:szCs w:val="24"/>
         </w:rPr>
-        <w:t>Bytes 10+: DAC Values (field_length × 2 bytes of 16-bit DAC values, big-endian)</w:t>
+        <w:t>Bytes 10+: DAC Values (</w:t>
+      </w:r>
+      <w:proofErr w:type="spellStart"/>
+      <w:r>
+        <w:rPr>
+          <w:rFonts w:asciiTheme="majorBidi" w:hAnsiTheme="majorBidi" w:cstheme="majorBidi"/>
+          <w:sz w:val="24"/>
+          <w:szCs w:val="24"/>
+        </w:rPr>
+        <w:t>field_length</w:t>
+      </w:r>
+      <w:proofErr w:type="spellEnd"/>
+      <w:r>
+        <w:rPr>
+          <w:rFonts w:asciiTheme="majorBidi" w:hAnsiTheme="majorBidi" w:cstheme="majorBidi"/>
+          <w:sz w:val="24"/>
+          <w:szCs w:val="24"/>
+        </w:rPr>
+        <w:t xml:space="preserve"> × 2 bytes of 16-bit DAC values, big-endian)</w:t>
       </w:r>
     </w:p>
     <w:p>
@@ -15016,7 +15365,25 @@
           <w:sz w:val="24"/>
           <w:szCs w:val="24"/>
         </w:rPr>
-        <w:t>Total packet length: 10 bytes header + (field_length × 2) bytes data</w:t>
+        <w:t>Total packet length: 10 bytes header + (</w:t>
+      </w:r>
+      <w:proofErr w:type="spellStart"/>
+      <w:r>
+        <w:rPr>
+          <w:rFonts w:asciiTheme="majorBidi" w:hAnsiTheme="majorBidi" w:cstheme="majorBidi"/>
+          <w:sz w:val="24"/>
+          <w:szCs w:val="24"/>
+        </w:rPr>
+        <w:t>field_length</w:t>
+      </w:r>
+      <w:proofErr w:type="spellEnd"/>
+      <w:r>
+        <w:rPr>
+          <w:rFonts w:asciiTheme="majorBidi" w:hAnsiTheme="majorBidi" w:cstheme="majorBidi"/>
+          <w:sz w:val="24"/>
+          <w:szCs w:val="24"/>
+        </w:rPr>
+        <w:t xml:space="preserve"> × 2) bytes data</w:t>
       </w:r>
     </w:p>
     <w:p>
@@ -15302,7 +15669,25 @@
           <w:sz w:val="24"/>
           <w:szCs w:val="24"/>
         </w:rPr>
-        <w:t>Calls internal function `spi_send_dac_vector()` for actual SPI communication</w:t>
+        <w:t>Calls internal function `</w:t>
+      </w:r>
+      <w:proofErr w:type="spellStart"/>
+      <w:r>
+        <w:rPr>
+          <w:rFonts w:asciiTheme="majorBidi" w:hAnsiTheme="majorBidi" w:cstheme="majorBidi"/>
+          <w:sz w:val="24"/>
+          <w:szCs w:val="24"/>
+        </w:rPr>
+        <w:t>spi_send_dac_vector</w:t>
+      </w:r>
+      <w:proofErr w:type="spellEnd"/>
+      <w:r>
+        <w:rPr>
+          <w:rFonts w:asciiTheme="majorBidi" w:hAnsiTheme="majorBidi" w:cstheme="majorBidi"/>
+          <w:sz w:val="24"/>
+          <w:szCs w:val="24"/>
+        </w:rPr>
+        <w:t>()` for actual SPI communication</w:t>
       </w:r>
     </w:p>
     <w:p>
@@ -15375,13 +15760,7 @@
         <w:rPr>
           <w:rFonts w:asciiTheme="majorBidi" w:hAnsiTheme="majorBidi"/>
         </w:rPr>
-        <w:t>Command 1</w:t>
-      </w:r>
-      <w:r>
-        <w:rPr>
-          <w:rFonts w:asciiTheme="majorBidi" w:hAnsiTheme="majorBidi"/>
-        </w:rPr>
-        <w:t>2</w:t>
+        <w:t>Command 12</w:t>
       </w:r>
       <w:bookmarkEnd w:id="27"/>
     </w:p>
@@ -15612,6 +15991,9 @@
       </w:tabs>
     </w:pPr>
     <w:r>
+      <w:rPr>
+        <w:noProof/>
+      </w:rPr>
       <w:drawing>
         <wp:inline distT="0" distB="0" distL="0" distR="0" wp14:anchorId="19AD898A" wp14:editId="3182324C">
           <wp:extent cx="1550652" cy="235045"/>
@@ -19020,6 +19402,7 @@
   <w:style w:type="character" w:default="1" w:styleId="DefaultParagraphFont">
     <w:name w:val="Default Paragraph Font"/>
     <w:uiPriority w:val="1"/>
+    <w:semiHidden/>
     <w:unhideWhenUsed/>
   </w:style>
   <w:style w:type="table" w:default="1" w:styleId="TableNormal">
